--- a/model/CashBill_Template.docx
+++ b/model/CashBill_Template.docx
@@ -16,7 +16,7 @@
         <mc:AlternateContent>
           <mc:Choice Requires="wpg">
             <w:drawing>
-              <wp:anchor distT="0" distB="0" distL="0" distR="0" simplePos="0" relativeHeight="487544320" behindDoc="1" locked="0" layoutInCell="1" allowOverlap="1" wp14:anchorId="3A1DD770" wp14:editId="74775BF7">
+              <wp:anchor distT="0" distB="0" distL="0" distR="0" simplePos="0" relativeHeight="487544320" behindDoc="1" locked="0" layoutInCell="1" allowOverlap="1" wp14:anchorId="3A1DD770" wp14:editId="1B0B4AD3">
                 <wp:simplePos x="0" y="0"/>
                 <wp:positionH relativeFrom="page">
                   <wp:posOffset>177800</wp:posOffset>
@@ -115,53 +115,6 @@
                           </a:prstGeom>
                         </pic:spPr>
                       </pic:pic>
-                      <wps:wsp>
-                        <wps:cNvPr id="4" name="Graphic 4"/>
-                        <wps:cNvSpPr/>
-                        <wps:spPr>
-                          <a:xfrm>
-                            <a:off x="5400" y="1218250"/>
-                            <a:ext cx="7200265" cy="5651500"/>
-                          </a:xfrm>
-                          <a:custGeom>
-                            <a:avLst/>
-                            <a:gdLst/>
-                            <a:ahLst/>
-                            <a:cxnLst/>
-                            <a:rect l="l" t="t" r="r" b="b"/>
-                            <a:pathLst>
-                              <a:path w="7200265" h="2439670">
-                                <a:moveTo>
-                                  <a:pt x="0" y="0"/>
-                                </a:moveTo>
-                                <a:lnTo>
-                                  <a:pt x="7200055" y="0"/>
-                                </a:lnTo>
-                              </a:path>
-                              <a:path w="7200265" h="2439670">
-                                <a:moveTo>
-                                  <a:pt x="0" y="2439150"/>
-                                </a:moveTo>
-                                <a:lnTo>
-                                  <a:pt x="7200000" y="2439150"/>
-                                </a:lnTo>
-                              </a:path>
-                            </a:pathLst>
-                          </a:custGeom>
-                          <a:ln w="10800">
-                            <a:solidFill>
-                              <a:srgbClr val="000000"/>
-                            </a:solidFill>
-                            <a:prstDash val="solid"/>
-                          </a:ln>
-                        </wps:spPr>
-                        <wps:bodyPr wrap="square" lIns="0" tIns="0" rIns="0" bIns="0" rtlCol="0">
-                          <a:prstTxWarp prst="textNoShape">
-                            <a:avLst/>
-                          </a:prstTxWarp>
-                          <a:noAutofit/>
-                        </wps:bodyPr>
-                      </wps:wsp>
                       <pic:pic xmlns:pic="http://schemas.openxmlformats.org/drawingml/2006/picture">
                         <pic:nvPicPr>
                           <pic:cNvPr id="5" name="Image 5"/>
@@ -197,7 +150,7 @@
           </mc:Choice>
           <mc:Fallback>
             <w:pict>
-              <v:group w14:anchorId="4FC9F3FF" id="Group 1" o:spid="_x0000_s1026" style="position:absolute;margin-left:14pt;margin-top:14pt;width:566.95pt;height:813.55pt;z-index:-15772160;mso-wrap-distance-left:0;mso-wrap-distance-right:0;mso-position-horizontal-relative:page;mso-position-vertical-relative:page;mso-width-relative:margin;mso-height-relative:margin" coordorigin="54,54" coordsize="72002,103320" o:gfxdata="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">
+              <v:group w14:anchorId="00C38974" id="Group 1" o:spid="_x0000_s1026" style="position:absolute;margin-left:14pt;margin-top:14pt;width:566.95pt;height:813.55pt;z-index:-15772160;mso-wrap-distance-left:0;mso-wrap-distance-right:0;mso-position-horizontal-relative:page;mso-position-vertical-relative:page;mso-width-relative:margin;mso-height-relative:margin" coordorigin="54,54" coordsize="72002,103320" o:gfxdata="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">
                 <v:shape id="Graphic 2" o:spid="_x0000_s1027" style="position:absolute;left:54;top:54;width:72002;height:103320;visibility:visible;mso-wrap-style:square;v-text-anchor:top" coordsize="7200265,10332085" o:gfxdata="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" path="m,l7200055,r,10332003l,10332003,,xe" filled="f" strokeweight=".3mm">
                   <v:path arrowok="t"/>
                 </v:shape>
@@ -223,10 +176,7 @@
                 <v:shape id="Image 3" o:spid="_x0000_s1028" type="#_x0000_t75" style="position:absolute;left:3294;top:1853;width:25200;height:9000;visibility:visible;mso-wrap-style:square" o:gfxdata="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">
                   <v:imagedata r:id="rId6" o:title=""/>
                 </v:shape>
-                <v:shape id="Graphic 4" o:spid="_x0000_s1029" style="position:absolute;left:54;top:12182;width:72002;height:56515;visibility:visible;mso-wrap-style:square;v-text-anchor:top" coordsize="7200265,2439670" o:gfxdata="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" path="m,l7200055,em,2439150r7200000,e" filled="f" strokeweight=".3mm">
-                  <v:path arrowok="t"/>
-                </v:shape>
-                <v:shape id="Image 5" o:spid="_x0000_s1030" type="#_x0000_t75" style="position:absolute;left:45054;top:90774;width:25029;height:9000;visibility:visible;mso-wrap-style:square" o:gfxdata="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">
+                <v:shape id="Image 5" o:spid="_x0000_s1029" type="#_x0000_t75" style="position:absolute;left:45054;top:90774;width:25029;height:9000;visibility:visible;mso-wrap-style:square" o:gfxdata="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">
                   <v:imagedata r:id="rId7" o:title=""/>
                 </v:shape>
                 <w10:wrap anchorx="page" anchory="page"/>
@@ -380,7 +330,21 @@
         <w:rPr>
           <w:sz w:val="18"/>
         </w:rPr>
-        <w:t>Stage, Nagarabhavi, Bangalore-560072</w:t>
+        <w:t xml:space="preserve">Stage, </w:t>
+      </w:r>
+      <w:proofErr w:type="spellStart"/>
+      <w:r>
+        <w:rPr>
+          <w:sz w:val="18"/>
+        </w:rPr>
+        <w:t>Nagarabhavi</w:t>
+      </w:r>
+      <w:proofErr w:type="spellEnd"/>
+      <w:r>
+        <w:rPr>
+          <w:sz w:val="18"/>
+        </w:rPr>
+        <w:t>, Bangalore-560072</w:t>
       </w:r>
     </w:p>
     <w:p>
@@ -409,12 +373,22 @@
           <w:spacing w:val="-5"/>
           <w:sz w:val="18"/>
         </w:rPr>
-        <w:t>To,</w:t>
-      </w:r>
+        <w:t>To</w:t>
+      </w:r>
+      <w:proofErr w:type="gramStart"/>
       <w:r>
         <w:rPr>
           <w:rFonts w:ascii="Arial"/>
           <w:b/>
+          <w:spacing w:val="-5"/>
+          <w:sz w:val="18"/>
+        </w:rPr>
+        <w:t>,</w:t>
+      </w:r>
+      <w:r>
+        <w:rPr>
+          <w:rFonts w:ascii="Arial"/>
+          <w:b/>
           <w:sz w:val="18"/>
         </w:rPr>
         <w:tab/>
@@ -438,12 +412,15 @@
         </w:rPr>
         <w:t>{</w:t>
       </w:r>
+      <w:proofErr w:type="spellStart"/>
+      <w:proofErr w:type="gramEnd"/>
       <w:r>
         <w:rPr>
           <w:sz w:val="18"/>
         </w:rPr>
         <w:t>cashDate</w:t>
       </w:r>
+      <w:proofErr w:type="spellEnd"/>
       <w:r>
         <w:rPr>
           <w:sz w:val="18"/>
@@ -465,12 +442,14 @@
         </w:rPr>
         <w:t xml:space="preserve">  {</w:t>
       </w:r>
+      <w:proofErr w:type="spellStart"/>
       <w:r>
         <w:rPr>
           <w:sz w:val="18"/>
         </w:rPr>
         <w:t>cashTo</w:t>
       </w:r>
+      <w:proofErr w:type="spellEnd"/>
       <w:r>
         <w:rPr>
           <w:sz w:val="18"/>
@@ -575,6 +554,7 @@
             <w:tcBorders>
               <w:top w:val="nil"/>
               <w:left w:val="nil"/>
+              <w:bottom w:val="single" w:sz="4" w:space="0" w:color="auto"/>
               <w:right w:val="nil"/>
             </w:tcBorders>
             <w:shd w:val="clear" w:color="auto" w:fill="19BC9B"/>
@@ -614,6 +594,7 @@
             <w:tcBorders>
               <w:top w:val="nil"/>
               <w:left w:val="nil"/>
+              <w:bottom w:val="single" w:sz="4" w:space="0" w:color="auto"/>
               <w:right w:val="nil"/>
             </w:tcBorders>
             <w:shd w:val="clear" w:color="auto" w:fill="19BC9B"/>
@@ -645,6 +626,7 @@
             <w:tcBorders>
               <w:top w:val="nil"/>
               <w:left w:val="nil"/>
+              <w:bottom w:val="single" w:sz="4" w:space="0" w:color="auto"/>
               <w:right w:val="nil"/>
             </w:tcBorders>
             <w:shd w:val="clear" w:color="auto" w:fill="19BC9B"/>
@@ -676,6 +658,7 @@
             <w:tcBorders>
               <w:top w:val="nil"/>
               <w:left w:val="nil"/>
+              <w:bottom w:val="single" w:sz="4" w:space="0" w:color="auto"/>
               <w:right w:val="nil"/>
             </w:tcBorders>
             <w:shd w:val="clear" w:color="auto" w:fill="19BC9B"/>
@@ -709,6 +692,12 @@
         <w:tc>
           <w:tcPr>
             <w:tcW w:w="850" w:type="dxa"/>
+            <w:tcBorders>
+              <w:top w:val="single" w:sz="4" w:space="0" w:color="auto"/>
+              <w:left w:val="single" w:sz="4" w:space="0" w:color="auto"/>
+              <w:bottom w:val="nil"/>
+              <w:right w:val="single" w:sz="4" w:space="0" w:color="auto"/>
+            </w:tcBorders>
           </w:tcPr>
           <w:p>
             <w:pPr>
@@ -769,6 +758,12 @@
         <w:tc>
           <w:tcPr>
             <w:tcW w:w="6053" w:type="dxa"/>
+            <w:tcBorders>
+              <w:top w:val="single" w:sz="4" w:space="0" w:color="auto"/>
+              <w:left w:val="single" w:sz="4" w:space="0" w:color="auto"/>
+              <w:bottom w:val="nil"/>
+              <w:right w:val="single" w:sz="4" w:space="0" w:color="auto"/>
+            </w:tcBorders>
           </w:tcPr>
           <w:p>
             <w:pPr>
@@ -785,6 +780,7 @@
               </w:rPr>
               <w:t>{</w:t>
             </w:r>
+            <w:proofErr w:type="spellStart"/>
             <w:r>
               <w:rPr>
                 <w:rFonts w:ascii="Times New Roman"/>
@@ -792,6 +788,7 @@
               </w:rPr>
               <w:t>cashBody</w:t>
             </w:r>
+            <w:proofErr w:type="spellEnd"/>
             <w:r>
               <w:rPr>
                 <w:rFonts w:ascii="Times New Roman"/>
@@ -804,6 +801,12 @@
         <w:tc>
           <w:tcPr>
             <w:tcW w:w="1417" w:type="dxa"/>
+            <w:tcBorders>
+              <w:top w:val="single" w:sz="4" w:space="0" w:color="auto"/>
+              <w:left w:val="single" w:sz="4" w:space="0" w:color="auto"/>
+              <w:bottom w:val="nil"/>
+              <w:right w:val="single" w:sz="4" w:space="0" w:color="auto"/>
+            </w:tcBorders>
           </w:tcPr>
           <w:p>
             <w:pPr>
@@ -825,6 +828,7 @@
               </w:rPr>
               <w:t>{</w:t>
             </w:r>
+            <w:proofErr w:type="spellStart"/>
             <w:r>
               <w:rPr>
                 <w:color w:val="505050"/>
@@ -833,6 +837,7 @@
               </w:rPr>
               <w:t>cashQuantity</w:t>
             </w:r>
+            <w:proofErr w:type="spellEnd"/>
             <w:r>
               <w:rPr>
                 <w:rFonts w:ascii="Arial MT"/>
@@ -847,6 +852,12 @@
         <w:tc>
           <w:tcPr>
             <w:tcW w:w="1984" w:type="dxa"/>
+            <w:tcBorders>
+              <w:top w:val="single" w:sz="4" w:space="0" w:color="auto"/>
+              <w:left w:val="single" w:sz="4" w:space="0" w:color="auto"/>
+              <w:bottom w:val="nil"/>
+              <w:right w:val="single" w:sz="4" w:space="0" w:color="auto"/>
+            </w:tcBorders>
           </w:tcPr>
           <w:p>
             <w:pPr>
@@ -859,6 +870,7 @@
                 <w:sz w:val="20"/>
               </w:rPr>
             </w:pPr>
+            <w:proofErr w:type="gramStart"/>
             <w:r>
               <w:rPr>
                 <w:rFonts w:ascii="Arial MT"/>
@@ -868,6 +880,7 @@
               </w:rPr>
               <w:t>{</w:t>
             </w:r>
+            <w:proofErr w:type="spellStart"/>
             <w:r>
               <w:rPr>
                 <w:color w:val="505050"/>
@@ -876,6 +889,7 @@
               </w:rPr>
               <w:t>cashAmount</w:t>
             </w:r>
+            <w:proofErr w:type="spellEnd"/>
             <w:r>
               <w:rPr>
                 <w:rFonts w:ascii="Arial MT"/>
@@ -892,7 +906,28 @@
                 <w:spacing w:val="-4"/>
                 <w:sz w:val="20"/>
               </w:rPr>
-              <w:t>{/cP}</w:t>
+              <w:t>{/</w:t>
+            </w:r>
+            <w:proofErr w:type="spellStart"/>
+            <w:proofErr w:type="gramEnd"/>
+            <w:r>
+              <w:rPr>
+                <w:rFonts w:ascii="Arial MT"/>
+                <w:color w:val="505050"/>
+                <w:spacing w:val="-4"/>
+                <w:sz w:val="20"/>
+              </w:rPr>
+              <w:t>cP</w:t>
+            </w:r>
+            <w:proofErr w:type="spellEnd"/>
+            <w:r>
+              <w:rPr>
+                <w:rFonts w:ascii="Arial MT"/>
+                <w:color w:val="505050"/>
+                <w:spacing w:val="-4"/>
+                <w:sz w:val="20"/>
+              </w:rPr>
+              <w:t>}</w:t>
             </w:r>
           </w:p>
         </w:tc>
@@ -903,8 +938,1259 @@
         </w:trPr>
         <w:tc>
           <w:tcPr>
+            <w:tcW w:w="850" w:type="dxa"/>
+            <w:tcBorders>
+              <w:top w:val="nil"/>
+              <w:left w:val="single" w:sz="4" w:space="0" w:color="auto"/>
+              <w:bottom w:val="nil"/>
+              <w:right w:val="single" w:sz="4" w:space="0" w:color="auto"/>
+            </w:tcBorders>
+          </w:tcPr>
+          <w:p>
+            <w:pPr>
+              <w:pStyle w:val="TableParagraph"/>
+              <w:ind w:left="97"/>
+              <w:rPr>
+                <w:rFonts w:ascii="Arial MT"/>
+                <w:color w:val="505050"/>
+                <w:spacing w:val="-10"/>
+                <w:sz w:val="20"/>
+              </w:rPr>
+            </w:pPr>
+          </w:p>
+        </w:tc>
+        <w:tc>
+          <w:tcPr>
+            <w:tcW w:w="6053" w:type="dxa"/>
+            <w:tcBorders>
+              <w:top w:val="nil"/>
+              <w:left w:val="single" w:sz="4" w:space="0" w:color="auto"/>
+              <w:bottom w:val="nil"/>
+              <w:right w:val="single" w:sz="4" w:space="0" w:color="auto"/>
+            </w:tcBorders>
+          </w:tcPr>
+          <w:p>
+            <w:pPr>
+              <w:pStyle w:val="TableParagraph"/>
+              <w:rPr>
+                <w:rFonts w:ascii="Times New Roman"/>
+                <w:sz w:val="18"/>
+              </w:rPr>
+            </w:pPr>
+          </w:p>
+        </w:tc>
+        <w:tc>
+          <w:tcPr>
+            <w:tcW w:w="1417" w:type="dxa"/>
+            <w:tcBorders>
+              <w:top w:val="nil"/>
+              <w:left w:val="single" w:sz="4" w:space="0" w:color="auto"/>
+              <w:bottom w:val="nil"/>
+              <w:right w:val="single" w:sz="4" w:space="0" w:color="auto"/>
+            </w:tcBorders>
+          </w:tcPr>
+          <w:p>
+            <w:pPr>
+              <w:pStyle w:val="TableParagraph"/>
+              <w:ind w:left="9"/>
+              <w:jc w:val="center"/>
+              <w:rPr>
+                <w:rFonts w:ascii="Arial MT"/>
+                <w:color w:val="505050"/>
+                <w:spacing w:val="-10"/>
+                <w:sz w:val="20"/>
+              </w:rPr>
+            </w:pPr>
+          </w:p>
+        </w:tc>
+        <w:tc>
+          <w:tcPr>
+            <w:tcW w:w="1984" w:type="dxa"/>
+            <w:tcBorders>
+              <w:top w:val="nil"/>
+              <w:left w:val="single" w:sz="4" w:space="0" w:color="auto"/>
+              <w:bottom w:val="nil"/>
+              <w:right w:val="single" w:sz="4" w:space="0" w:color="auto"/>
+            </w:tcBorders>
+          </w:tcPr>
+          <w:p>
+            <w:pPr>
+              <w:pStyle w:val="TableParagraph"/>
+              <w:ind w:right="85"/>
+              <w:jc w:val="right"/>
+              <w:rPr>
+                <w:rFonts w:ascii="Arial MT"/>
+                <w:color w:val="505050"/>
+                <w:spacing w:val="-4"/>
+                <w:sz w:val="20"/>
+              </w:rPr>
+            </w:pPr>
+          </w:p>
+        </w:tc>
+      </w:tr>
+      <w:tr>
+        <w:trPr>
+          <w:trHeight w:val="420"/>
+        </w:trPr>
+        <w:tc>
+          <w:tcPr>
+            <w:tcW w:w="850" w:type="dxa"/>
+            <w:tcBorders>
+              <w:top w:val="nil"/>
+              <w:left w:val="single" w:sz="4" w:space="0" w:color="auto"/>
+              <w:bottom w:val="nil"/>
+              <w:right w:val="single" w:sz="4" w:space="0" w:color="auto"/>
+            </w:tcBorders>
+          </w:tcPr>
+          <w:p>
+            <w:pPr>
+              <w:pStyle w:val="TableParagraph"/>
+              <w:ind w:left="97"/>
+              <w:rPr>
+                <w:rFonts w:ascii="Arial MT"/>
+                <w:color w:val="505050"/>
+                <w:spacing w:val="-10"/>
+                <w:sz w:val="20"/>
+              </w:rPr>
+            </w:pPr>
+          </w:p>
+        </w:tc>
+        <w:tc>
+          <w:tcPr>
+            <w:tcW w:w="6053" w:type="dxa"/>
+            <w:tcBorders>
+              <w:top w:val="nil"/>
+              <w:left w:val="single" w:sz="4" w:space="0" w:color="auto"/>
+              <w:bottom w:val="nil"/>
+              <w:right w:val="single" w:sz="4" w:space="0" w:color="auto"/>
+            </w:tcBorders>
+          </w:tcPr>
+          <w:p>
+            <w:pPr>
+              <w:pStyle w:val="TableParagraph"/>
+              <w:rPr>
+                <w:rFonts w:ascii="Times New Roman"/>
+                <w:sz w:val="18"/>
+              </w:rPr>
+            </w:pPr>
+          </w:p>
+        </w:tc>
+        <w:tc>
+          <w:tcPr>
+            <w:tcW w:w="1417" w:type="dxa"/>
+            <w:tcBorders>
+              <w:top w:val="nil"/>
+              <w:left w:val="single" w:sz="4" w:space="0" w:color="auto"/>
+              <w:bottom w:val="nil"/>
+              <w:right w:val="single" w:sz="4" w:space="0" w:color="auto"/>
+            </w:tcBorders>
+          </w:tcPr>
+          <w:p>
+            <w:pPr>
+              <w:pStyle w:val="TableParagraph"/>
+              <w:ind w:left="9"/>
+              <w:jc w:val="center"/>
+              <w:rPr>
+                <w:rFonts w:ascii="Arial MT"/>
+                <w:color w:val="505050"/>
+                <w:spacing w:val="-10"/>
+                <w:sz w:val="20"/>
+              </w:rPr>
+            </w:pPr>
+          </w:p>
+        </w:tc>
+        <w:tc>
+          <w:tcPr>
+            <w:tcW w:w="1984" w:type="dxa"/>
+            <w:tcBorders>
+              <w:top w:val="nil"/>
+              <w:left w:val="single" w:sz="4" w:space="0" w:color="auto"/>
+              <w:bottom w:val="nil"/>
+              <w:right w:val="single" w:sz="4" w:space="0" w:color="auto"/>
+            </w:tcBorders>
+          </w:tcPr>
+          <w:p>
+            <w:pPr>
+              <w:pStyle w:val="TableParagraph"/>
+              <w:ind w:right="85"/>
+              <w:jc w:val="right"/>
+              <w:rPr>
+                <w:rFonts w:ascii="Arial MT"/>
+                <w:color w:val="505050"/>
+                <w:spacing w:val="-4"/>
+                <w:sz w:val="20"/>
+              </w:rPr>
+            </w:pPr>
+          </w:p>
+        </w:tc>
+      </w:tr>
+      <w:tr>
+        <w:trPr>
+          <w:trHeight w:val="420"/>
+        </w:trPr>
+        <w:tc>
+          <w:tcPr>
+            <w:tcW w:w="850" w:type="dxa"/>
+            <w:tcBorders>
+              <w:top w:val="nil"/>
+              <w:left w:val="single" w:sz="4" w:space="0" w:color="auto"/>
+              <w:bottom w:val="nil"/>
+              <w:right w:val="single" w:sz="4" w:space="0" w:color="auto"/>
+            </w:tcBorders>
+          </w:tcPr>
+          <w:p>
+            <w:pPr>
+              <w:pStyle w:val="TableParagraph"/>
+              <w:ind w:left="97"/>
+              <w:rPr>
+                <w:rFonts w:ascii="Arial MT"/>
+                <w:color w:val="505050"/>
+                <w:spacing w:val="-10"/>
+                <w:sz w:val="20"/>
+              </w:rPr>
+            </w:pPr>
+          </w:p>
+        </w:tc>
+        <w:tc>
+          <w:tcPr>
+            <w:tcW w:w="6053" w:type="dxa"/>
+            <w:tcBorders>
+              <w:top w:val="nil"/>
+              <w:left w:val="single" w:sz="4" w:space="0" w:color="auto"/>
+              <w:bottom w:val="nil"/>
+              <w:right w:val="single" w:sz="4" w:space="0" w:color="auto"/>
+            </w:tcBorders>
+          </w:tcPr>
+          <w:p>
+            <w:pPr>
+              <w:pStyle w:val="TableParagraph"/>
+              <w:rPr>
+                <w:rFonts w:ascii="Times New Roman"/>
+                <w:sz w:val="18"/>
+              </w:rPr>
+            </w:pPr>
+          </w:p>
+        </w:tc>
+        <w:tc>
+          <w:tcPr>
+            <w:tcW w:w="1417" w:type="dxa"/>
+            <w:tcBorders>
+              <w:top w:val="nil"/>
+              <w:left w:val="single" w:sz="4" w:space="0" w:color="auto"/>
+              <w:bottom w:val="nil"/>
+              <w:right w:val="single" w:sz="4" w:space="0" w:color="auto"/>
+            </w:tcBorders>
+          </w:tcPr>
+          <w:p>
+            <w:pPr>
+              <w:pStyle w:val="TableParagraph"/>
+              <w:ind w:left="9"/>
+              <w:jc w:val="center"/>
+              <w:rPr>
+                <w:rFonts w:ascii="Arial MT"/>
+                <w:color w:val="505050"/>
+                <w:spacing w:val="-10"/>
+                <w:sz w:val="20"/>
+              </w:rPr>
+            </w:pPr>
+          </w:p>
+        </w:tc>
+        <w:tc>
+          <w:tcPr>
+            <w:tcW w:w="1984" w:type="dxa"/>
+            <w:tcBorders>
+              <w:top w:val="nil"/>
+              <w:left w:val="single" w:sz="4" w:space="0" w:color="auto"/>
+              <w:bottom w:val="nil"/>
+              <w:right w:val="single" w:sz="4" w:space="0" w:color="auto"/>
+            </w:tcBorders>
+          </w:tcPr>
+          <w:p>
+            <w:pPr>
+              <w:pStyle w:val="TableParagraph"/>
+              <w:ind w:right="85"/>
+              <w:jc w:val="right"/>
+              <w:rPr>
+                <w:rFonts w:ascii="Arial MT"/>
+                <w:color w:val="505050"/>
+                <w:spacing w:val="-4"/>
+                <w:sz w:val="20"/>
+              </w:rPr>
+            </w:pPr>
+          </w:p>
+        </w:tc>
+      </w:tr>
+      <w:tr>
+        <w:trPr>
+          <w:trHeight w:val="420"/>
+        </w:trPr>
+        <w:tc>
+          <w:tcPr>
+            <w:tcW w:w="850" w:type="dxa"/>
+            <w:tcBorders>
+              <w:top w:val="nil"/>
+              <w:left w:val="single" w:sz="4" w:space="0" w:color="auto"/>
+              <w:bottom w:val="nil"/>
+              <w:right w:val="single" w:sz="4" w:space="0" w:color="auto"/>
+            </w:tcBorders>
+          </w:tcPr>
+          <w:p>
+            <w:pPr>
+              <w:pStyle w:val="TableParagraph"/>
+              <w:ind w:left="97"/>
+              <w:rPr>
+                <w:rFonts w:ascii="Arial MT"/>
+                <w:color w:val="505050"/>
+                <w:spacing w:val="-10"/>
+                <w:sz w:val="20"/>
+              </w:rPr>
+            </w:pPr>
+          </w:p>
+        </w:tc>
+        <w:tc>
+          <w:tcPr>
+            <w:tcW w:w="6053" w:type="dxa"/>
+            <w:tcBorders>
+              <w:top w:val="nil"/>
+              <w:left w:val="single" w:sz="4" w:space="0" w:color="auto"/>
+              <w:bottom w:val="nil"/>
+              <w:right w:val="single" w:sz="4" w:space="0" w:color="auto"/>
+            </w:tcBorders>
+          </w:tcPr>
+          <w:p>
+            <w:pPr>
+              <w:pStyle w:val="TableParagraph"/>
+              <w:rPr>
+                <w:rFonts w:ascii="Times New Roman"/>
+                <w:sz w:val="18"/>
+              </w:rPr>
+            </w:pPr>
+          </w:p>
+        </w:tc>
+        <w:tc>
+          <w:tcPr>
+            <w:tcW w:w="1417" w:type="dxa"/>
+            <w:tcBorders>
+              <w:top w:val="nil"/>
+              <w:left w:val="single" w:sz="4" w:space="0" w:color="auto"/>
+              <w:bottom w:val="nil"/>
+              <w:right w:val="single" w:sz="4" w:space="0" w:color="auto"/>
+            </w:tcBorders>
+          </w:tcPr>
+          <w:p>
+            <w:pPr>
+              <w:pStyle w:val="TableParagraph"/>
+              <w:ind w:left="9"/>
+              <w:jc w:val="center"/>
+              <w:rPr>
+                <w:rFonts w:ascii="Arial MT"/>
+                <w:color w:val="505050"/>
+                <w:spacing w:val="-10"/>
+                <w:sz w:val="20"/>
+              </w:rPr>
+            </w:pPr>
+          </w:p>
+        </w:tc>
+        <w:tc>
+          <w:tcPr>
+            <w:tcW w:w="1984" w:type="dxa"/>
+            <w:tcBorders>
+              <w:top w:val="nil"/>
+              <w:left w:val="single" w:sz="4" w:space="0" w:color="auto"/>
+              <w:bottom w:val="nil"/>
+              <w:right w:val="single" w:sz="4" w:space="0" w:color="auto"/>
+            </w:tcBorders>
+          </w:tcPr>
+          <w:p>
+            <w:pPr>
+              <w:pStyle w:val="TableParagraph"/>
+              <w:ind w:right="85"/>
+              <w:jc w:val="right"/>
+              <w:rPr>
+                <w:rFonts w:ascii="Arial MT"/>
+                <w:color w:val="505050"/>
+                <w:spacing w:val="-4"/>
+                <w:sz w:val="20"/>
+              </w:rPr>
+            </w:pPr>
+          </w:p>
+        </w:tc>
+      </w:tr>
+      <w:tr>
+        <w:trPr>
+          <w:trHeight w:val="420"/>
+        </w:trPr>
+        <w:tc>
+          <w:tcPr>
+            <w:tcW w:w="850" w:type="dxa"/>
+            <w:tcBorders>
+              <w:top w:val="nil"/>
+              <w:left w:val="single" w:sz="4" w:space="0" w:color="auto"/>
+              <w:bottom w:val="nil"/>
+              <w:right w:val="single" w:sz="4" w:space="0" w:color="auto"/>
+            </w:tcBorders>
+          </w:tcPr>
+          <w:p>
+            <w:pPr>
+              <w:pStyle w:val="TableParagraph"/>
+              <w:ind w:left="97"/>
+              <w:rPr>
+                <w:rFonts w:ascii="Arial MT"/>
+                <w:color w:val="505050"/>
+                <w:spacing w:val="-10"/>
+                <w:sz w:val="20"/>
+              </w:rPr>
+            </w:pPr>
+          </w:p>
+        </w:tc>
+        <w:tc>
+          <w:tcPr>
+            <w:tcW w:w="6053" w:type="dxa"/>
+            <w:tcBorders>
+              <w:top w:val="nil"/>
+              <w:left w:val="single" w:sz="4" w:space="0" w:color="auto"/>
+              <w:bottom w:val="nil"/>
+              <w:right w:val="single" w:sz="4" w:space="0" w:color="auto"/>
+            </w:tcBorders>
+          </w:tcPr>
+          <w:p>
+            <w:pPr>
+              <w:pStyle w:val="TableParagraph"/>
+              <w:rPr>
+                <w:rFonts w:ascii="Times New Roman"/>
+                <w:sz w:val="18"/>
+              </w:rPr>
+            </w:pPr>
+          </w:p>
+        </w:tc>
+        <w:tc>
+          <w:tcPr>
+            <w:tcW w:w="1417" w:type="dxa"/>
+            <w:tcBorders>
+              <w:top w:val="nil"/>
+              <w:left w:val="single" w:sz="4" w:space="0" w:color="auto"/>
+              <w:bottom w:val="nil"/>
+              <w:right w:val="single" w:sz="4" w:space="0" w:color="auto"/>
+            </w:tcBorders>
+          </w:tcPr>
+          <w:p>
+            <w:pPr>
+              <w:pStyle w:val="TableParagraph"/>
+              <w:ind w:left="9"/>
+              <w:jc w:val="center"/>
+              <w:rPr>
+                <w:rFonts w:ascii="Arial MT"/>
+                <w:color w:val="505050"/>
+                <w:spacing w:val="-10"/>
+                <w:sz w:val="20"/>
+              </w:rPr>
+            </w:pPr>
+          </w:p>
+        </w:tc>
+        <w:tc>
+          <w:tcPr>
+            <w:tcW w:w="1984" w:type="dxa"/>
+            <w:tcBorders>
+              <w:top w:val="nil"/>
+              <w:left w:val="single" w:sz="4" w:space="0" w:color="auto"/>
+              <w:bottom w:val="nil"/>
+              <w:right w:val="single" w:sz="4" w:space="0" w:color="auto"/>
+            </w:tcBorders>
+          </w:tcPr>
+          <w:p>
+            <w:pPr>
+              <w:pStyle w:val="TableParagraph"/>
+              <w:ind w:right="85"/>
+              <w:jc w:val="right"/>
+              <w:rPr>
+                <w:rFonts w:ascii="Arial MT"/>
+                <w:color w:val="505050"/>
+                <w:spacing w:val="-4"/>
+                <w:sz w:val="20"/>
+              </w:rPr>
+            </w:pPr>
+          </w:p>
+        </w:tc>
+      </w:tr>
+      <w:tr>
+        <w:trPr>
+          <w:trHeight w:val="420"/>
+        </w:trPr>
+        <w:tc>
+          <w:tcPr>
+            <w:tcW w:w="850" w:type="dxa"/>
+            <w:tcBorders>
+              <w:top w:val="nil"/>
+              <w:left w:val="single" w:sz="4" w:space="0" w:color="auto"/>
+              <w:bottom w:val="nil"/>
+              <w:right w:val="single" w:sz="4" w:space="0" w:color="auto"/>
+            </w:tcBorders>
+          </w:tcPr>
+          <w:p>
+            <w:pPr>
+              <w:pStyle w:val="TableParagraph"/>
+              <w:ind w:left="97"/>
+              <w:rPr>
+                <w:rFonts w:ascii="Arial MT"/>
+                <w:color w:val="505050"/>
+                <w:spacing w:val="-10"/>
+                <w:sz w:val="20"/>
+              </w:rPr>
+            </w:pPr>
+          </w:p>
+        </w:tc>
+        <w:tc>
+          <w:tcPr>
+            <w:tcW w:w="6053" w:type="dxa"/>
+            <w:tcBorders>
+              <w:top w:val="nil"/>
+              <w:left w:val="single" w:sz="4" w:space="0" w:color="auto"/>
+              <w:bottom w:val="nil"/>
+              <w:right w:val="single" w:sz="4" w:space="0" w:color="auto"/>
+            </w:tcBorders>
+          </w:tcPr>
+          <w:p>
+            <w:pPr>
+              <w:pStyle w:val="TableParagraph"/>
+              <w:rPr>
+                <w:rFonts w:ascii="Times New Roman"/>
+                <w:sz w:val="18"/>
+              </w:rPr>
+            </w:pPr>
+          </w:p>
+        </w:tc>
+        <w:tc>
+          <w:tcPr>
+            <w:tcW w:w="1417" w:type="dxa"/>
+            <w:tcBorders>
+              <w:top w:val="nil"/>
+              <w:left w:val="single" w:sz="4" w:space="0" w:color="auto"/>
+              <w:bottom w:val="nil"/>
+              <w:right w:val="single" w:sz="4" w:space="0" w:color="auto"/>
+            </w:tcBorders>
+          </w:tcPr>
+          <w:p>
+            <w:pPr>
+              <w:pStyle w:val="TableParagraph"/>
+              <w:ind w:left="9"/>
+              <w:jc w:val="center"/>
+              <w:rPr>
+                <w:rFonts w:ascii="Arial MT"/>
+                <w:color w:val="505050"/>
+                <w:spacing w:val="-10"/>
+                <w:sz w:val="20"/>
+              </w:rPr>
+            </w:pPr>
+          </w:p>
+        </w:tc>
+        <w:tc>
+          <w:tcPr>
+            <w:tcW w:w="1984" w:type="dxa"/>
+            <w:tcBorders>
+              <w:top w:val="nil"/>
+              <w:left w:val="single" w:sz="4" w:space="0" w:color="auto"/>
+              <w:bottom w:val="nil"/>
+              <w:right w:val="single" w:sz="4" w:space="0" w:color="auto"/>
+            </w:tcBorders>
+          </w:tcPr>
+          <w:p>
+            <w:pPr>
+              <w:pStyle w:val="TableParagraph"/>
+              <w:ind w:right="85"/>
+              <w:jc w:val="right"/>
+              <w:rPr>
+                <w:rFonts w:ascii="Arial MT"/>
+                <w:color w:val="505050"/>
+                <w:spacing w:val="-4"/>
+                <w:sz w:val="20"/>
+              </w:rPr>
+            </w:pPr>
+          </w:p>
+        </w:tc>
+      </w:tr>
+      <w:tr>
+        <w:trPr>
+          <w:trHeight w:val="420"/>
+        </w:trPr>
+        <w:tc>
+          <w:tcPr>
+            <w:tcW w:w="850" w:type="dxa"/>
+            <w:tcBorders>
+              <w:top w:val="nil"/>
+              <w:left w:val="single" w:sz="4" w:space="0" w:color="auto"/>
+              <w:bottom w:val="nil"/>
+              <w:right w:val="single" w:sz="4" w:space="0" w:color="auto"/>
+            </w:tcBorders>
+          </w:tcPr>
+          <w:p>
+            <w:pPr>
+              <w:pStyle w:val="TableParagraph"/>
+              <w:ind w:left="97"/>
+              <w:rPr>
+                <w:rFonts w:ascii="Arial MT"/>
+                <w:color w:val="505050"/>
+                <w:spacing w:val="-10"/>
+                <w:sz w:val="20"/>
+              </w:rPr>
+            </w:pPr>
+          </w:p>
+        </w:tc>
+        <w:tc>
+          <w:tcPr>
+            <w:tcW w:w="6053" w:type="dxa"/>
+            <w:tcBorders>
+              <w:top w:val="nil"/>
+              <w:left w:val="single" w:sz="4" w:space="0" w:color="auto"/>
+              <w:bottom w:val="nil"/>
+              <w:right w:val="single" w:sz="4" w:space="0" w:color="auto"/>
+            </w:tcBorders>
+          </w:tcPr>
+          <w:p>
+            <w:pPr>
+              <w:pStyle w:val="TableParagraph"/>
+              <w:rPr>
+                <w:rFonts w:ascii="Times New Roman"/>
+                <w:sz w:val="18"/>
+              </w:rPr>
+            </w:pPr>
+          </w:p>
+        </w:tc>
+        <w:tc>
+          <w:tcPr>
+            <w:tcW w:w="1417" w:type="dxa"/>
+            <w:tcBorders>
+              <w:top w:val="nil"/>
+              <w:left w:val="single" w:sz="4" w:space="0" w:color="auto"/>
+              <w:bottom w:val="nil"/>
+              <w:right w:val="single" w:sz="4" w:space="0" w:color="auto"/>
+            </w:tcBorders>
+          </w:tcPr>
+          <w:p>
+            <w:pPr>
+              <w:pStyle w:val="TableParagraph"/>
+              <w:ind w:left="9"/>
+              <w:jc w:val="center"/>
+              <w:rPr>
+                <w:rFonts w:ascii="Arial MT"/>
+                <w:color w:val="505050"/>
+                <w:spacing w:val="-10"/>
+                <w:sz w:val="20"/>
+              </w:rPr>
+            </w:pPr>
+          </w:p>
+        </w:tc>
+        <w:tc>
+          <w:tcPr>
+            <w:tcW w:w="1984" w:type="dxa"/>
+            <w:tcBorders>
+              <w:top w:val="nil"/>
+              <w:left w:val="single" w:sz="4" w:space="0" w:color="auto"/>
+              <w:bottom w:val="nil"/>
+              <w:right w:val="single" w:sz="4" w:space="0" w:color="auto"/>
+            </w:tcBorders>
+          </w:tcPr>
+          <w:p>
+            <w:pPr>
+              <w:pStyle w:val="TableParagraph"/>
+              <w:ind w:right="85"/>
+              <w:jc w:val="right"/>
+              <w:rPr>
+                <w:rFonts w:ascii="Arial MT"/>
+                <w:color w:val="505050"/>
+                <w:spacing w:val="-4"/>
+                <w:sz w:val="20"/>
+              </w:rPr>
+            </w:pPr>
+          </w:p>
+        </w:tc>
+      </w:tr>
+      <w:tr>
+        <w:trPr>
+          <w:trHeight w:val="420"/>
+        </w:trPr>
+        <w:tc>
+          <w:tcPr>
+            <w:tcW w:w="850" w:type="dxa"/>
+            <w:tcBorders>
+              <w:top w:val="nil"/>
+              <w:left w:val="single" w:sz="4" w:space="0" w:color="auto"/>
+              <w:bottom w:val="nil"/>
+              <w:right w:val="single" w:sz="4" w:space="0" w:color="auto"/>
+            </w:tcBorders>
+          </w:tcPr>
+          <w:p>
+            <w:pPr>
+              <w:pStyle w:val="TableParagraph"/>
+              <w:ind w:left="97"/>
+              <w:rPr>
+                <w:rFonts w:ascii="Arial MT"/>
+                <w:color w:val="505050"/>
+                <w:spacing w:val="-10"/>
+                <w:sz w:val="20"/>
+              </w:rPr>
+            </w:pPr>
+          </w:p>
+        </w:tc>
+        <w:tc>
+          <w:tcPr>
+            <w:tcW w:w="6053" w:type="dxa"/>
+            <w:tcBorders>
+              <w:top w:val="nil"/>
+              <w:left w:val="single" w:sz="4" w:space="0" w:color="auto"/>
+              <w:bottom w:val="nil"/>
+              <w:right w:val="single" w:sz="4" w:space="0" w:color="auto"/>
+            </w:tcBorders>
+          </w:tcPr>
+          <w:p>
+            <w:pPr>
+              <w:pStyle w:val="TableParagraph"/>
+              <w:rPr>
+                <w:rFonts w:ascii="Times New Roman"/>
+                <w:sz w:val="18"/>
+              </w:rPr>
+            </w:pPr>
+          </w:p>
+        </w:tc>
+        <w:tc>
+          <w:tcPr>
+            <w:tcW w:w="1417" w:type="dxa"/>
+            <w:tcBorders>
+              <w:top w:val="nil"/>
+              <w:left w:val="single" w:sz="4" w:space="0" w:color="auto"/>
+              <w:bottom w:val="nil"/>
+              <w:right w:val="single" w:sz="4" w:space="0" w:color="auto"/>
+            </w:tcBorders>
+          </w:tcPr>
+          <w:p>
+            <w:pPr>
+              <w:pStyle w:val="TableParagraph"/>
+              <w:ind w:left="9"/>
+              <w:jc w:val="center"/>
+              <w:rPr>
+                <w:rFonts w:ascii="Arial MT"/>
+                <w:color w:val="505050"/>
+                <w:spacing w:val="-10"/>
+                <w:sz w:val="20"/>
+              </w:rPr>
+            </w:pPr>
+          </w:p>
+        </w:tc>
+        <w:tc>
+          <w:tcPr>
+            <w:tcW w:w="1984" w:type="dxa"/>
+            <w:tcBorders>
+              <w:top w:val="nil"/>
+              <w:left w:val="single" w:sz="4" w:space="0" w:color="auto"/>
+              <w:bottom w:val="nil"/>
+              <w:right w:val="single" w:sz="4" w:space="0" w:color="auto"/>
+            </w:tcBorders>
+          </w:tcPr>
+          <w:p>
+            <w:pPr>
+              <w:pStyle w:val="TableParagraph"/>
+              <w:ind w:right="85"/>
+              <w:jc w:val="right"/>
+              <w:rPr>
+                <w:rFonts w:ascii="Arial MT"/>
+                <w:color w:val="505050"/>
+                <w:spacing w:val="-4"/>
+                <w:sz w:val="20"/>
+              </w:rPr>
+            </w:pPr>
+          </w:p>
+        </w:tc>
+      </w:tr>
+      <w:tr>
+        <w:trPr>
+          <w:trHeight w:val="420"/>
+        </w:trPr>
+        <w:tc>
+          <w:tcPr>
+            <w:tcW w:w="850" w:type="dxa"/>
+            <w:tcBorders>
+              <w:top w:val="nil"/>
+              <w:left w:val="single" w:sz="4" w:space="0" w:color="auto"/>
+              <w:bottom w:val="nil"/>
+              <w:right w:val="single" w:sz="4" w:space="0" w:color="auto"/>
+            </w:tcBorders>
+          </w:tcPr>
+          <w:p>
+            <w:pPr>
+              <w:pStyle w:val="TableParagraph"/>
+              <w:ind w:left="97"/>
+              <w:rPr>
+                <w:rFonts w:ascii="Arial MT"/>
+                <w:color w:val="505050"/>
+                <w:spacing w:val="-10"/>
+                <w:sz w:val="20"/>
+              </w:rPr>
+            </w:pPr>
+          </w:p>
+        </w:tc>
+        <w:tc>
+          <w:tcPr>
+            <w:tcW w:w="6053" w:type="dxa"/>
+            <w:tcBorders>
+              <w:top w:val="nil"/>
+              <w:left w:val="single" w:sz="4" w:space="0" w:color="auto"/>
+              <w:bottom w:val="nil"/>
+              <w:right w:val="single" w:sz="4" w:space="0" w:color="auto"/>
+            </w:tcBorders>
+          </w:tcPr>
+          <w:p>
+            <w:pPr>
+              <w:pStyle w:val="TableParagraph"/>
+              <w:rPr>
+                <w:rFonts w:ascii="Times New Roman"/>
+                <w:sz w:val="18"/>
+              </w:rPr>
+            </w:pPr>
+          </w:p>
+        </w:tc>
+        <w:tc>
+          <w:tcPr>
+            <w:tcW w:w="1417" w:type="dxa"/>
+            <w:tcBorders>
+              <w:top w:val="nil"/>
+              <w:left w:val="single" w:sz="4" w:space="0" w:color="auto"/>
+              <w:bottom w:val="nil"/>
+              <w:right w:val="single" w:sz="4" w:space="0" w:color="auto"/>
+            </w:tcBorders>
+          </w:tcPr>
+          <w:p>
+            <w:pPr>
+              <w:pStyle w:val="TableParagraph"/>
+              <w:ind w:left="9"/>
+              <w:jc w:val="center"/>
+              <w:rPr>
+                <w:rFonts w:ascii="Arial MT"/>
+                <w:color w:val="505050"/>
+                <w:spacing w:val="-10"/>
+                <w:sz w:val="20"/>
+              </w:rPr>
+            </w:pPr>
+          </w:p>
+        </w:tc>
+        <w:tc>
+          <w:tcPr>
+            <w:tcW w:w="1984" w:type="dxa"/>
+            <w:tcBorders>
+              <w:top w:val="nil"/>
+              <w:left w:val="single" w:sz="4" w:space="0" w:color="auto"/>
+              <w:bottom w:val="nil"/>
+              <w:right w:val="single" w:sz="4" w:space="0" w:color="auto"/>
+            </w:tcBorders>
+          </w:tcPr>
+          <w:p>
+            <w:pPr>
+              <w:pStyle w:val="TableParagraph"/>
+              <w:ind w:right="85"/>
+              <w:jc w:val="right"/>
+              <w:rPr>
+                <w:rFonts w:ascii="Arial MT"/>
+                <w:color w:val="505050"/>
+                <w:spacing w:val="-4"/>
+                <w:sz w:val="20"/>
+              </w:rPr>
+            </w:pPr>
+          </w:p>
+        </w:tc>
+      </w:tr>
+      <w:tr>
+        <w:trPr>
+          <w:trHeight w:val="420"/>
+        </w:trPr>
+        <w:tc>
+          <w:tcPr>
+            <w:tcW w:w="850" w:type="dxa"/>
+            <w:tcBorders>
+              <w:top w:val="nil"/>
+              <w:left w:val="single" w:sz="4" w:space="0" w:color="auto"/>
+              <w:bottom w:val="nil"/>
+              <w:right w:val="single" w:sz="4" w:space="0" w:color="auto"/>
+            </w:tcBorders>
+          </w:tcPr>
+          <w:p>
+            <w:pPr>
+              <w:pStyle w:val="TableParagraph"/>
+              <w:ind w:left="97"/>
+              <w:rPr>
+                <w:rFonts w:ascii="Arial MT"/>
+                <w:color w:val="505050"/>
+                <w:spacing w:val="-10"/>
+                <w:sz w:val="20"/>
+              </w:rPr>
+            </w:pPr>
+          </w:p>
+        </w:tc>
+        <w:tc>
+          <w:tcPr>
+            <w:tcW w:w="6053" w:type="dxa"/>
+            <w:tcBorders>
+              <w:top w:val="nil"/>
+              <w:left w:val="single" w:sz="4" w:space="0" w:color="auto"/>
+              <w:bottom w:val="nil"/>
+              <w:right w:val="single" w:sz="4" w:space="0" w:color="auto"/>
+            </w:tcBorders>
+          </w:tcPr>
+          <w:p>
+            <w:pPr>
+              <w:pStyle w:val="TableParagraph"/>
+              <w:rPr>
+                <w:rFonts w:ascii="Times New Roman"/>
+                <w:sz w:val="18"/>
+              </w:rPr>
+            </w:pPr>
+          </w:p>
+        </w:tc>
+        <w:tc>
+          <w:tcPr>
+            <w:tcW w:w="1417" w:type="dxa"/>
+            <w:tcBorders>
+              <w:top w:val="nil"/>
+              <w:left w:val="single" w:sz="4" w:space="0" w:color="auto"/>
+              <w:bottom w:val="nil"/>
+              <w:right w:val="single" w:sz="4" w:space="0" w:color="auto"/>
+            </w:tcBorders>
+          </w:tcPr>
+          <w:p>
+            <w:pPr>
+              <w:pStyle w:val="TableParagraph"/>
+              <w:ind w:left="9"/>
+              <w:jc w:val="center"/>
+              <w:rPr>
+                <w:rFonts w:ascii="Arial MT"/>
+                <w:color w:val="505050"/>
+                <w:spacing w:val="-10"/>
+                <w:sz w:val="20"/>
+              </w:rPr>
+            </w:pPr>
+          </w:p>
+        </w:tc>
+        <w:tc>
+          <w:tcPr>
+            <w:tcW w:w="1984" w:type="dxa"/>
+            <w:tcBorders>
+              <w:top w:val="nil"/>
+              <w:left w:val="single" w:sz="4" w:space="0" w:color="auto"/>
+              <w:bottom w:val="nil"/>
+              <w:right w:val="single" w:sz="4" w:space="0" w:color="auto"/>
+            </w:tcBorders>
+          </w:tcPr>
+          <w:p>
+            <w:pPr>
+              <w:pStyle w:val="TableParagraph"/>
+              <w:ind w:right="85"/>
+              <w:jc w:val="right"/>
+              <w:rPr>
+                <w:rFonts w:ascii="Arial MT"/>
+                <w:color w:val="505050"/>
+                <w:spacing w:val="-4"/>
+                <w:sz w:val="20"/>
+              </w:rPr>
+            </w:pPr>
+          </w:p>
+        </w:tc>
+      </w:tr>
+      <w:tr>
+        <w:trPr>
+          <w:trHeight w:val="420"/>
+        </w:trPr>
+        <w:tc>
+          <w:tcPr>
+            <w:tcW w:w="850" w:type="dxa"/>
+            <w:tcBorders>
+              <w:top w:val="nil"/>
+              <w:left w:val="single" w:sz="4" w:space="0" w:color="auto"/>
+              <w:bottom w:val="nil"/>
+              <w:right w:val="single" w:sz="4" w:space="0" w:color="auto"/>
+            </w:tcBorders>
+          </w:tcPr>
+          <w:p>
+            <w:pPr>
+              <w:pStyle w:val="TableParagraph"/>
+              <w:ind w:left="97"/>
+              <w:rPr>
+                <w:rFonts w:ascii="Arial MT"/>
+                <w:color w:val="505050"/>
+                <w:spacing w:val="-10"/>
+                <w:sz w:val="20"/>
+              </w:rPr>
+            </w:pPr>
+          </w:p>
+        </w:tc>
+        <w:tc>
+          <w:tcPr>
+            <w:tcW w:w="6053" w:type="dxa"/>
+            <w:tcBorders>
+              <w:top w:val="nil"/>
+              <w:left w:val="single" w:sz="4" w:space="0" w:color="auto"/>
+              <w:bottom w:val="nil"/>
+              <w:right w:val="single" w:sz="4" w:space="0" w:color="auto"/>
+            </w:tcBorders>
+          </w:tcPr>
+          <w:p>
+            <w:pPr>
+              <w:pStyle w:val="TableParagraph"/>
+              <w:rPr>
+                <w:rFonts w:ascii="Times New Roman"/>
+                <w:sz w:val="18"/>
+              </w:rPr>
+            </w:pPr>
+          </w:p>
+        </w:tc>
+        <w:tc>
+          <w:tcPr>
+            <w:tcW w:w="1417" w:type="dxa"/>
+            <w:tcBorders>
+              <w:top w:val="nil"/>
+              <w:left w:val="single" w:sz="4" w:space="0" w:color="auto"/>
+              <w:bottom w:val="nil"/>
+              <w:right w:val="single" w:sz="4" w:space="0" w:color="auto"/>
+            </w:tcBorders>
+          </w:tcPr>
+          <w:p>
+            <w:pPr>
+              <w:pStyle w:val="TableParagraph"/>
+              <w:ind w:left="9"/>
+              <w:jc w:val="center"/>
+              <w:rPr>
+                <w:rFonts w:ascii="Arial MT"/>
+                <w:color w:val="505050"/>
+                <w:spacing w:val="-10"/>
+                <w:sz w:val="20"/>
+              </w:rPr>
+            </w:pPr>
+          </w:p>
+        </w:tc>
+        <w:tc>
+          <w:tcPr>
+            <w:tcW w:w="1984" w:type="dxa"/>
+            <w:tcBorders>
+              <w:top w:val="nil"/>
+              <w:left w:val="single" w:sz="4" w:space="0" w:color="auto"/>
+              <w:bottom w:val="nil"/>
+              <w:right w:val="single" w:sz="4" w:space="0" w:color="auto"/>
+            </w:tcBorders>
+          </w:tcPr>
+          <w:p>
+            <w:pPr>
+              <w:pStyle w:val="TableParagraph"/>
+              <w:ind w:right="85"/>
+              <w:jc w:val="right"/>
+              <w:rPr>
+                <w:rFonts w:ascii="Arial MT"/>
+                <w:color w:val="505050"/>
+                <w:spacing w:val="-4"/>
+                <w:sz w:val="20"/>
+              </w:rPr>
+            </w:pPr>
+          </w:p>
+        </w:tc>
+      </w:tr>
+      <w:tr>
+        <w:trPr>
+          <w:trHeight w:val="420"/>
+        </w:trPr>
+        <w:tc>
+          <w:tcPr>
+            <w:tcW w:w="850" w:type="dxa"/>
+            <w:tcBorders>
+              <w:top w:val="nil"/>
+              <w:left w:val="single" w:sz="4" w:space="0" w:color="auto"/>
+              <w:bottom w:val="nil"/>
+              <w:right w:val="single" w:sz="4" w:space="0" w:color="auto"/>
+            </w:tcBorders>
+          </w:tcPr>
+          <w:p>
+            <w:pPr>
+              <w:pStyle w:val="TableParagraph"/>
+              <w:ind w:left="97"/>
+              <w:rPr>
+                <w:rFonts w:ascii="Arial MT"/>
+                <w:color w:val="505050"/>
+                <w:spacing w:val="-10"/>
+                <w:sz w:val="20"/>
+              </w:rPr>
+            </w:pPr>
+          </w:p>
+        </w:tc>
+        <w:tc>
+          <w:tcPr>
+            <w:tcW w:w="6053" w:type="dxa"/>
+            <w:tcBorders>
+              <w:top w:val="nil"/>
+              <w:left w:val="single" w:sz="4" w:space="0" w:color="auto"/>
+              <w:bottom w:val="nil"/>
+              <w:right w:val="single" w:sz="4" w:space="0" w:color="auto"/>
+            </w:tcBorders>
+          </w:tcPr>
+          <w:p>
+            <w:pPr>
+              <w:pStyle w:val="TableParagraph"/>
+              <w:rPr>
+                <w:rFonts w:ascii="Times New Roman"/>
+                <w:sz w:val="18"/>
+              </w:rPr>
+            </w:pPr>
+          </w:p>
+        </w:tc>
+        <w:tc>
+          <w:tcPr>
+            <w:tcW w:w="1417" w:type="dxa"/>
+            <w:tcBorders>
+              <w:top w:val="nil"/>
+              <w:left w:val="single" w:sz="4" w:space="0" w:color="auto"/>
+              <w:bottom w:val="nil"/>
+              <w:right w:val="single" w:sz="4" w:space="0" w:color="auto"/>
+            </w:tcBorders>
+          </w:tcPr>
+          <w:p>
+            <w:pPr>
+              <w:pStyle w:val="TableParagraph"/>
+              <w:ind w:left="9"/>
+              <w:jc w:val="center"/>
+              <w:rPr>
+                <w:rFonts w:ascii="Arial MT"/>
+                <w:color w:val="505050"/>
+                <w:spacing w:val="-10"/>
+                <w:sz w:val="20"/>
+              </w:rPr>
+            </w:pPr>
+          </w:p>
+        </w:tc>
+        <w:tc>
+          <w:tcPr>
+            <w:tcW w:w="1984" w:type="dxa"/>
+            <w:tcBorders>
+              <w:top w:val="nil"/>
+              <w:left w:val="single" w:sz="4" w:space="0" w:color="auto"/>
+              <w:bottom w:val="nil"/>
+              <w:right w:val="single" w:sz="4" w:space="0" w:color="auto"/>
+            </w:tcBorders>
+          </w:tcPr>
+          <w:p>
+            <w:pPr>
+              <w:pStyle w:val="TableParagraph"/>
+              <w:ind w:right="85"/>
+              <w:jc w:val="right"/>
+              <w:rPr>
+                <w:rFonts w:ascii="Arial MT"/>
+                <w:color w:val="505050"/>
+                <w:spacing w:val="-4"/>
+                <w:sz w:val="20"/>
+              </w:rPr>
+            </w:pPr>
+          </w:p>
+        </w:tc>
+      </w:tr>
+      <w:tr>
+        <w:trPr>
+          <w:trHeight w:val="420"/>
+        </w:trPr>
+        <w:tc>
+          <w:tcPr>
+            <w:tcW w:w="850" w:type="dxa"/>
+            <w:tcBorders>
+              <w:top w:val="nil"/>
+              <w:left w:val="single" w:sz="4" w:space="0" w:color="auto"/>
+              <w:bottom w:val="single" w:sz="4" w:space="0" w:color="auto"/>
+              <w:right w:val="single" w:sz="4" w:space="0" w:color="auto"/>
+            </w:tcBorders>
+          </w:tcPr>
+          <w:p>
+            <w:pPr>
+              <w:pStyle w:val="TableParagraph"/>
+              <w:ind w:left="97"/>
+              <w:rPr>
+                <w:rFonts w:ascii="Arial MT"/>
+                <w:color w:val="505050"/>
+                <w:spacing w:val="-10"/>
+                <w:sz w:val="20"/>
+              </w:rPr>
+            </w:pPr>
+          </w:p>
+        </w:tc>
+        <w:tc>
+          <w:tcPr>
+            <w:tcW w:w="6053" w:type="dxa"/>
+            <w:tcBorders>
+              <w:top w:val="nil"/>
+              <w:left w:val="single" w:sz="4" w:space="0" w:color="auto"/>
+              <w:bottom w:val="single" w:sz="4" w:space="0" w:color="auto"/>
+              <w:right w:val="single" w:sz="4" w:space="0" w:color="auto"/>
+            </w:tcBorders>
+          </w:tcPr>
+          <w:p>
+            <w:pPr>
+              <w:pStyle w:val="TableParagraph"/>
+              <w:rPr>
+                <w:rFonts w:ascii="Times New Roman"/>
+                <w:sz w:val="18"/>
+              </w:rPr>
+            </w:pPr>
+          </w:p>
+        </w:tc>
+        <w:tc>
+          <w:tcPr>
+            <w:tcW w:w="1417" w:type="dxa"/>
+            <w:tcBorders>
+              <w:top w:val="nil"/>
+              <w:left w:val="single" w:sz="4" w:space="0" w:color="auto"/>
+              <w:bottom w:val="single" w:sz="4" w:space="0" w:color="auto"/>
+              <w:right w:val="single" w:sz="4" w:space="0" w:color="auto"/>
+            </w:tcBorders>
+          </w:tcPr>
+          <w:p>
+            <w:pPr>
+              <w:pStyle w:val="TableParagraph"/>
+              <w:ind w:left="9"/>
+              <w:jc w:val="center"/>
+              <w:rPr>
+                <w:rFonts w:ascii="Arial MT"/>
+                <w:color w:val="505050"/>
+                <w:spacing w:val="-10"/>
+                <w:sz w:val="20"/>
+              </w:rPr>
+            </w:pPr>
+          </w:p>
+        </w:tc>
+        <w:tc>
+          <w:tcPr>
+            <w:tcW w:w="1984" w:type="dxa"/>
+            <w:tcBorders>
+              <w:top w:val="nil"/>
+              <w:left w:val="single" w:sz="4" w:space="0" w:color="auto"/>
+              <w:bottom w:val="single" w:sz="4" w:space="0" w:color="auto"/>
+              <w:right w:val="single" w:sz="4" w:space="0" w:color="auto"/>
+            </w:tcBorders>
+          </w:tcPr>
+          <w:p>
+            <w:pPr>
+              <w:pStyle w:val="TableParagraph"/>
+              <w:ind w:right="85"/>
+              <w:jc w:val="right"/>
+              <w:rPr>
+                <w:rFonts w:ascii="Arial MT"/>
+                <w:color w:val="505050"/>
+                <w:spacing w:val="-4"/>
+                <w:sz w:val="20"/>
+              </w:rPr>
+            </w:pPr>
+          </w:p>
+        </w:tc>
+      </w:tr>
+      <w:tr>
+        <w:trPr>
+          <w:trHeight w:val="420"/>
+        </w:trPr>
+        <w:tc>
+          <w:tcPr>
             <w:tcW w:w="8320" w:type="dxa"/>
             <w:gridSpan w:val="3"/>
+            <w:tcBorders>
+              <w:top w:val="single" w:sz="4" w:space="0" w:color="auto"/>
+            </w:tcBorders>
           </w:tcPr>
           <w:p>
             <w:pPr>
@@ -938,6 +2224,9 @@
         <w:tc>
           <w:tcPr>
             <w:tcW w:w="1984" w:type="dxa"/>
+            <w:tcBorders>
+              <w:top w:val="single" w:sz="4" w:space="0" w:color="auto"/>
+            </w:tcBorders>
           </w:tcPr>
           <w:p>
             <w:pPr>
@@ -960,6 +2249,7 @@
               </w:rPr>
               <w:t>{</w:t>
             </w:r>
+            <w:proofErr w:type="spellStart"/>
             <w:r>
               <w:rPr>
                 <w:b/>
@@ -969,6 +2259,7 @@
               </w:rPr>
               <w:t>cashTotalSum</w:t>
             </w:r>
+            <w:proofErr w:type="spellEnd"/>
             <w:r>
               <w:rPr>
                 <w:b/>
@@ -985,168 +2276,38 @@
     <w:p>
       <w:pPr>
         <w:pStyle w:val="BodyText"/>
+        <w:ind w:firstLine="141"/>
         <w:rPr>
           <w:rFonts w:ascii="Arial"/>
           <w:b/>
           <w:sz w:val="28"/>
         </w:rPr>
       </w:pPr>
+      <w:r>
+        <w:rPr>
+          <w:rFonts w:ascii="Arial"/>
+          <w:b/>
+          <w:sz w:val="28"/>
+        </w:rPr>
+        <w:t xml:space="preserve">  </w:t>
+      </w:r>
     </w:p>
     <w:p>
       <w:pPr>
         <w:pStyle w:val="BodyText"/>
-        <w:spacing w:before="16"/>
-        <w:jc w:val="center"/>
-        <w:rPr>
-          <w:rFonts w:ascii="Arial"/>
-          <w:b/>
-          <w:sz w:val="28"/>
-        </w:rPr>
+        <w:ind w:firstLine="141"/>
       </w:pPr>
-    </w:p>
-    <w:p>
-      <w:pPr>
-        <w:pStyle w:val="BodyText"/>
-        <w:ind w:left="141"/>
-      </w:pPr>
-    </w:p>
-    <w:p>
-      <w:pPr>
-        <w:pStyle w:val="BodyText"/>
-        <w:ind w:left="141"/>
-      </w:pPr>
-    </w:p>
-    <w:p>
-      <w:pPr>
-        <w:pStyle w:val="BodyText"/>
-        <w:ind w:left="141"/>
-      </w:pPr>
-    </w:p>
-    <w:p>
-      <w:pPr>
-        <w:pStyle w:val="BodyText"/>
-        <w:ind w:left="141"/>
-      </w:pPr>
-    </w:p>
-    <w:p>
-      <w:pPr>
-        <w:pStyle w:val="BodyText"/>
-        <w:ind w:left="141"/>
-      </w:pPr>
-    </w:p>
-    <w:p>
-      <w:pPr>
-        <w:pStyle w:val="BodyText"/>
-        <w:ind w:left="141"/>
-      </w:pPr>
-    </w:p>
-    <w:p>
-      <w:pPr>
-        <w:pStyle w:val="BodyText"/>
-        <w:ind w:left="141"/>
-      </w:pPr>
-    </w:p>
-    <w:p>
-      <w:pPr>
-        <w:pStyle w:val="BodyText"/>
-        <w:ind w:left="141"/>
-      </w:pPr>
-    </w:p>
-    <w:p>
-      <w:pPr>
-        <w:pStyle w:val="BodyText"/>
-        <w:ind w:left="141"/>
-      </w:pPr>
-    </w:p>
-    <w:p>
-      <w:pPr>
-        <w:pStyle w:val="BodyText"/>
-        <w:ind w:left="141"/>
-      </w:pPr>
-    </w:p>
-    <w:p>
-      <w:pPr>
-        <w:pStyle w:val="BodyText"/>
-        <w:ind w:left="141"/>
-      </w:pPr>
-    </w:p>
-    <w:p>
-      <w:pPr>
-        <w:pStyle w:val="BodyText"/>
-        <w:ind w:left="141"/>
-      </w:pPr>
-    </w:p>
-    <w:p>
-      <w:pPr>
-        <w:pStyle w:val="BodyText"/>
-        <w:ind w:left="141"/>
-      </w:pPr>
-    </w:p>
-    <w:p>
-      <w:pPr>
-        <w:pStyle w:val="BodyText"/>
-        <w:ind w:left="141"/>
-      </w:pPr>
-    </w:p>
-    <w:p>
-      <w:pPr>
-        <w:pStyle w:val="BodyText"/>
-        <w:ind w:left="141"/>
-      </w:pPr>
-    </w:p>
-    <w:p>
-      <w:pPr>
-        <w:pStyle w:val="BodyText"/>
-        <w:ind w:left="141"/>
-      </w:pPr>
-    </w:p>
-    <w:p>
-      <w:pPr>
-        <w:pStyle w:val="BodyText"/>
-        <w:ind w:left="141"/>
-      </w:pPr>
-    </w:p>
-    <w:p>
-      <w:pPr>
-        <w:pStyle w:val="BodyText"/>
-        <w:ind w:left="141"/>
-      </w:pPr>
-    </w:p>
-    <w:p>
-      <w:pPr>
-        <w:pStyle w:val="BodyText"/>
-        <w:ind w:left="141"/>
-      </w:pPr>
-    </w:p>
-    <w:p>
-      <w:pPr>
-        <w:pStyle w:val="BodyText"/>
-        <w:ind w:left="141"/>
-      </w:pPr>
-    </w:p>
-    <w:p>
-      <w:pPr>
-        <w:pStyle w:val="BodyText"/>
-        <w:ind w:left="141"/>
-      </w:pPr>
-    </w:p>
-    <w:p>
-      <w:pPr>
-        <w:pStyle w:val="BodyText"/>
-        <w:ind w:left="141"/>
-      </w:pPr>
-    </w:p>
-    <w:p>
-      <w:pPr>
-        <w:pStyle w:val="BodyText"/>
-        <w:ind w:left="141"/>
-      </w:pPr>
-      <w:r>
-        <w:t xml:space="preserve">Rupees in words: </w:t>
+      <w:r>
+        <w:t xml:space="preserve">Rupees in </w:t>
+      </w:r>
+      <w:proofErr w:type="gramStart"/>
+      <w:r>
+        <w:t xml:space="preserve">words: </w:t>
       </w:r>
       <w:r>
         <w:t>{</w:t>
       </w:r>
+      <w:proofErr w:type="gramEnd"/>
       <w:r>
         <w:t>words</w:t>
       </w:r>
@@ -1199,8 +2360,13 @@
         </w:rPr>
         <w:t xml:space="preserve"> </w:t>
       </w:r>
-      <w:r>
-        <w:t>Mallathahalli Branch Name:</w:t>
+      <w:proofErr w:type="spellStart"/>
+      <w:r>
+        <w:t>Mallathahalli</w:t>
+      </w:r>
+      <w:proofErr w:type="spellEnd"/>
+      <w:r>
+        <w:t xml:space="preserve"> Branch Name:</w:t>
       </w:r>
       <w:r>
         <w:rPr>
@@ -1708,6 +2874,7 @@
   <w:style w:type="character" w:default="1" w:styleId="DefaultParagraphFont">
     <w:name w:val="Default Paragraph Font"/>
     <w:uiPriority w:val="1"/>
+    <w:semiHidden/>
     <w:unhideWhenUsed/>
   </w:style>
   <w:style w:type="table" w:default="1" w:styleId="TableNormal">
